--- a/print/letter/spray-bottle--chalk-paint.docx
+++ b/print/letter/spray-bottle--chalk-paint.docx
@@ -2,7 +2,7 @@
 <file path=word/document.xml><?xml version="1.0" encoding="utf-8"?>
 <w:document xmlns:w="http://schemas.openxmlformats.org/wordprocessingml/2006/main" xmlns:m="http://schemas.openxmlformats.org/officeDocument/2006/math" xmlns:r="http://schemas.openxmlformats.org/officeDocument/2006/relationships" xmlns:o="urn:schemas-microsoft-com:office:office" xmlns:v="urn:schemas-microsoft-com:vml" xmlns:w10="urn:schemas-microsoft-com:office:word" xmlns:a="http://schemas.openxmlformats.org/drawingml/2006/main" xmlns:pic="http://schemas.openxmlformats.org/drawingml/2006/picture" xmlns:wp="http://schemas.openxmlformats.org/drawingml/2006/wordprocessingDrawing">
   <w:body>
-    <w:bookmarkStart w:id="37" w:name="Xfbabb9b31e0a1493065bb1341e0767105fec853"/>
+    <w:bookmarkStart w:id="40" w:name="Xfbabb9b31e0a1493065bb1341e0767105fec853"/>
     <w:p>
       <w:pPr>
         <w:pStyle w:val="Heading1"/>
@@ -15,56 +15,18 @@
       <w:pPr>
         <w:pStyle w:val="FirstParagraph"/>
       </w:pPr>
-      <w:r>
-        <w:t xml:space="preserve">⏱️</w:t>
-      </w:r>
-      <w:r>
-        <w:t xml:space="preserve"> </w:t>
-      </w:r>
       <w:r>
         <w:rPr>
           <w:bCs/>
           <w:b/>
         </w:rPr>
-        <w:t xml:space="preserve">30 min</w:t>
+        <w:t xml:space="preserve">🕰️ Long · 40 min</w:t>
       </w:r>
       <w:r>
         <w:t xml:space="preserve"> </w:t>
       </w:r>
       <w:r>
-        <w:t xml:space="preserve">· 🧽 Cleanup</w:t>
-      </w:r>
-      <w:r>
-        <w:t xml:space="preserve"> </w:t>
-      </w:r>
-      <w:r>
-        <w:rPr>
-          <w:bCs/>
-          <w:b/>
-        </w:rPr>
-        <w:t xml:space="preserve">$$</w:t>
-      </w:r>
-      <w:r>
-        <w:t xml:space="preserve"> </w:t>
-      </w:r>
-      <w:r>
-        <w:t xml:space="preserve">(Some mess: towels + 10 min 🧽) · 👧 Ages</w:t>
-      </w:r>
-      <w:r>
-        <w:t xml:space="preserve"> </w:t>
-      </w:r>
-      <w:r>
-        <w:rPr>
-          <w:bCs/>
-          <w:b/>
-        </w:rPr>
-        <w:t xml:space="preserve">3+</w:t>
-      </w:r>
-      <w:r>
-        <w:t xml:space="preserve"> </w:t>
-      </w:r>
-      <w:r>
-        <w:t xml:space="preserve">· 🛝 Sidewalk</w:t>
+        <w:t xml:space="preserve">· 🧽 Medium cleanup ($$) · 🔉 Quiet · 🌳 Outdoor · 👤👥 Solo or group · 🎂 Ages 6–11+</w:t>
       </w:r>
     </w:p>
     <w:p>
@@ -182,7 +144,7 @@
         <w:pStyle w:val="Compact"/>
       </w:pPr>
       <w:r>
-        <w:t xml:space="preserve">☐ 🟦 Painter's tape (for Level Up)</w:t>
+        <w:t xml:space="preserve">☐ 🟦 Painter's tape (Age 9 challenge)</w:t>
       </w:r>
     </w:p>
     <w:bookmarkEnd w:id="20"/>
@@ -361,22 +323,13 @@
     </w:p>
     <w:bookmarkEnd w:id="26"/>
     <w:bookmarkEnd w:id="27"/>
-    <w:bookmarkStart w:id="31" w:name="X90575d67fe14a03ef1898ae2a832688b148a116"/>
+    <w:bookmarkStart w:id="34" w:name="X67012d8413f3110ab14b8e2014e44e49739ed72"/>
     <w:p>
       <w:pPr>
         <w:pStyle w:val="Heading2"/>
       </w:pPr>
       <w:r>
-        <w:t xml:space="preserve">🌟 Level Up</w:t>
-      </w:r>
-    </w:p>
-    <w:bookmarkStart w:id="28" w:name="X7ac29abf67c27e4f28e3ba90c5f047b9d2e7a21"/>
-    <w:p>
-      <w:pPr>
-        <w:pStyle w:val="Heading3"/>
-      </w:pPr>
-      <w:r>
-        <w:t xml:space="preserve">🥉 Easy</w:t>
+        <w:t xml:space="preserve">🎚️ By Age</w:t>
       </w:r>
     </w:p>
     <w:p>
@@ -384,51 +337,29 @@
         <w:pStyle w:val="FirstParagraph"/>
       </w:pPr>
       <w:r>
-        <w:t xml:space="preserve">Rainbow stripes 🌈 Draw, spray, smoosh.</w:t>
-      </w:r>
-    </w:p>
-    <w:bookmarkEnd w:id="28"/>
-    <w:bookmarkStart w:id="29" w:name="Xf43672ad423d0282496fbf467992b0f330b443a"/>
-    <w:p>
-      <w:pPr>
-        <w:pStyle w:val="Heading3"/>
-      </w:pPr>
-      <w:r>
-        <w:t xml:space="preserve">🥈 Medium</w:t>
-      </w:r>
-    </w:p>
-    <w:p>
-      <w:pPr>
-        <w:pStyle w:val="FirstParagraph"/>
-      </w:pPr>
+        <w:t xml:space="preserve">🎂 Pick the age. Every age can do the main steps — this is the</w:t>
+      </w:r>
+      <w:r>
+        <w:t xml:space="preserve"> </w:t>
+      </w:r>
       <w:r>
         <w:rPr>
           <w:bCs/>
           <w:b/>
         </w:rPr>
-        <w:t xml:space="preserve">Color mixing!</w:t>
-      </w:r>
-      <w:r>
-        <w:t xml:space="preserve"> </w:t>
-      </w:r>
-      <w:r>
-        <w:t xml:space="preserve">Draw blue, then yellow on top. Spray. Smoosh.</w:t>
-      </w:r>
-      <w:r>
-        <w:br/>
-      </w:r>
-      <w:r>
-        <w:t xml:space="preserve">🔵 + 🟡 = 🟢 ? Try 🔴 + 🟡 and 🔴 + 🔵 too!</w:t>
-      </w:r>
-    </w:p>
-    <w:bookmarkEnd w:id="29"/>
-    <w:bookmarkStart w:id="30" w:name="X62a67ac50e3cebf2d23861cbcb09541e5aea6e9"/>
+        <w:t xml:space="preserve">extra challenge</w:t>
+      </w:r>
+      <w:r>
+        <w:t xml:space="preserve">.</w:t>
+      </w:r>
+    </w:p>
+    <w:bookmarkStart w:id="28" w:name="Xd9a988c13166dcb49a5852075871601ad97e5df"/>
     <w:p>
       <w:pPr>
         <w:pStyle w:val="Heading3"/>
       </w:pPr>
       <w:r>
-        <w:t xml:space="preserve">🥇 Hard</w:t>
+        <w:t xml:space="preserve">6️⃣ Age 6</w:t>
       </w:r>
     </w:p>
     <w:p>
@@ -440,12 +371,114 @@
           <w:bCs/>
           <w:b/>
         </w:rPr>
-        <w:t xml:space="preserve">Tape Mosaic</w:t>
+        <w:t xml:space="preserve">Rainbow stripes</w:t>
       </w:r>
       <w:r>
         <w:t xml:space="preserve"> </w:t>
       </w:r>
       <w:r>
+        <w:t xml:space="preserve">🌈 Draw, spray, smoosh with your fingers.</w:t>
+      </w:r>
+    </w:p>
+    <w:bookmarkEnd w:id="28"/>
+    <w:bookmarkStart w:id="29" w:name="X1dad34a091d90dc09f1f3b2f85b389fb95004f6"/>
+    <w:p>
+      <w:pPr>
+        <w:pStyle w:val="Heading3"/>
+      </w:pPr>
+      <w:r>
+        <w:t xml:space="preserve">7️⃣ Age 7</w:t>
+      </w:r>
+    </w:p>
+    <w:p>
+      <w:pPr>
+        <w:pStyle w:val="FirstParagraph"/>
+      </w:pPr>
+      <w:r>
+        <w:rPr>
+          <w:bCs/>
+          <w:b/>
+        </w:rPr>
+        <w:t xml:space="preserve">Color mixing</w:t>
+      </w:r>
+      <w:r>
+        <w:t xml:space="preserve"> </w:t>
+      </w:r>
+      <w:r>
+        <w:t xml:space="preserve">🔬</w:t>
+      </w:r>
+      <w:r>
+        <w:br/>
+      </w:r>
+      <w:r>
+        <w:t xml:space="preserve">🔵 + 🟡 = ? · 🔴 + 🟡 = ? · 🔴 + 🔵 = ?</w:t>
+      </w:r>
+      <w:r>
+        <w:br/>
+      </w:r>
+      <w:r>
+        <w:t xml:space="preserve">Fill in the Mixing Lab on the printable.</w:t>
+      </w:r>
+    </w:p>
+    <w:bookmarkEnd w:id="29"/>
+    <w:bookmarkStart w:id="30" w:name="X97592b81667438caff4f0ed360af5aa72e3327e"/>
+    <w:p>
+      <w:pPr>
+        <w:pStyle w:val="Heading3"/>
+      </w:pPr>
+      <w:r>
+        <w:t xml:space="preserve">8️⃣ Age 8</w:t>
+      </w:r>
+    </w:p>
+    <w:p>
+      <w:pPr>
+        <w:pStyle w:val="FirstParagraph"/>
+      </w:pPr>
+      <w:r>
+        <w:rPr>
+          <w:bCs/>
+          <w:b/>
+        </w:rPr>
+        <w:t xml:space="preserve">Superhero outline</w:t>
+      </w:r>
+      <w:r>
+        <w:t xml:space="preserve"> </w:t>
+      </w:r>
+      <w:r>
+        <w:t xml:space="preserve">🦸</w:t>
+      </w:r>
+      <w:r>
+        <w:br/>
+      </w:r>
+      <w:r>
+        <w:t xml:space="preserve">Trace a friend lying on the sidewalk. Turn them into a superhero with chalk paint!</w:t>
+      </w:r>
+    </w:p>
+    <w:bookmarkEnd w:id="30"/>
+    <w:bookmarkStart w:id="31" w:name="X708f460606dd1a76d0749f0618bc9d68251a2b7"/>
+    <w:p>
+      <w:pPr>
+        <w:pStyle w:val="Heading3"/>
+      </w:pPr>
+      <w:r>
+        <w:t xml:space="preserve">9️⃣ Age 9</w:t>
+      </w:r>
+    </w:p>
+    <w:p>
+      <w:pPr>
+        <w:pStyle w:val="FirstParagraph"/>
+      </w:pPr>
+      <w:r>
+        <w:rPr>
+          <w:bCs/>
+          <w:b/>
+        </w:rPr>
+        <w:t xml:space="preserve">Tape mosaic</w:t>
+      </w:r>
+      <w:r>
+        <w:t xml:space="preserve"> </w:t>
+      </w:r>
+      <w:r>
         <w:t xml:space="preserve">🟪🟧🟨</w:t>
       </w:r>
     </w:p>
@@ -494,17 +527,11 @@
         <w:pStyle w:val="Compact"/>
       </w:pPr>
       <w:r>
-        <w:t xml:space="preserve">Spray it all. Let it dry.</w:t>
-      </w:r>
-    </w:p>
-    <w:p>
-      <w:pPr>
-        <w:numPr>
-          <w:ilvl w:val="0"/>
-          <w:numId w:val="1002"/>
-        </w:numPr>
-        <w:pStyle w:val="Compact"/>
-      </w:pPr>
+        <w:t xml:space="preserve">Spray. Let it dry.</w:t>
+      </w:r>
+      <w:r>
+        <w:t xml:space="preserve"> </w:t>
+      </w:r>
       <w:r>
         <w:rPr>
           <w:bCs/>
@@ -516,12 +543,138 @@
         <w:t xml:space="preserve"> </w:t>
       </w:r>
       <w:r>
-        <w:t xml:space="preserve">Ta-da! ✨</w:t>
-      </w:r>
-    </w:p>
-    <w:bookmarkEnd w:id="30"/>
+        <w:t xml:space="preserve">✨</w:t>
+      </w:r>
+    </w:p>
     <w:bookmarkEnd w:id="31"/>
-    <w:bookmarkStart w:id="32" w:name="X9cc3fda027b658f876f44d44ddc22905faccd4e"/>
+    <w:bookmarkStart w:id="32" w:name="X8171c026b6d3b019e037d636deb1627bab2ad11"/>
+    <w:p>
+      <w:pPr>
+        <w:pStyle w:val="Heading3"/>
+      </w:pPr>
+      <w:r>
+        <w:t xml:space="preserve">🔟 Age 10</w:t>
+      </w:r>
+    </w:p>
+    <w:p>
+      <w:pPr>
+        <w:pStyle w:val="FirstParagraph"/>
+      </w:pPr>
+      <w:r>
+        <w:rPr>
+          <w:bCs/>
+          <w:b/>
+        </w:rPr>
+        <w:t xml:space="preserve">3D hole illusion</w:t>
+      </w:r>
+      <w:r>
+        <w:t xml:space="preserve"> </w:t>
+      </w:r>
+      <w:r>
+        <w:t xml:space="preserve">🕳️</w:t>
+      </w:r>
+      <w:r>
+        <w:br/>
+      </w:r>
+      <w:r>
+        <w:t xml:space="preserve">Draw a "hole" in the sidewalk. Make one side dark, one side light.</w:t>
+      </w:r>
+      <w:r>
+        <w:br/>
+      </w:r>
+      <w:r>
+        <w:t xml:space="preserve">Find the exact spot where the photo looks real 📸</w:t>
+      </w:r>
+    </w:p>
+    <w:bookmarkEnd w:id="32"/>
+    <w:bookmarkStart w:id="33" w:name="X02bfb3385b20ae9fc9ed6803eef42fea02d2b46"/>
+    <w:p>
+      <w:pPr>
+        <w:pStyle w:val="Heading3"/>
+      </w:pPr>
+      <w:r>
+        <w:t xml:space="preserve">🚀 Age 11+</w:t>
+      </w:r>
+    </w:p>
+    <w:p>
+      <w:pPr>
+        <w:pStyle w:val="FirstParagraph"/>
+      </w:pPr>
+      <w:r>
+        <w:rPr>
+          <w:bCs/>
+          <w:b/>
+        </w:rPr>
+        <w:t xml:space="preserve">Mural like a pro</w:t>
+      </w:r>
+      <w:r>
+        <w:t xml:space="preserve"> </w:t>
+      </w:r>
+      <w:r>
+        <w:t xml:space="preserve">🖼️</w:t>
+      </w:r>
+    </w:p>
+    <w:p>
+      <w:pPr>
+        <w:numPr>
+          <w:ilvl w:val="0"/>
+          <w:numId w:val="1003"/>
+        </w:numPr>
+        <w:pStyle w:val="Compact"/>
+      </w:pPr>
+      <w:r>
+        <w:t xml:space="preserve">Sketch it on graph paper (or draw a grid in the printable box).</w:t>
+      </w:r>
+    </w:p>
+    <w:p>
+      <w:pPr>
+        <w:numPr>
+          <w:ilvl w:val="0"/>
+          <w:numId w:val="1003"/>
+        </w:numPr>
+        <w:pStyle w:val="Compact"/>
+      </w:pPr>
+      <w:r>
+        <w:t xml:space="preserve">Draw a big chalk grid on the sidewalk (1 paper square = 1 sidewalk square).</w:t>
+      </w:r>
+    </w:p>
+    <w:p>
+      <w:pPr>
+        <w:numPr>
+          <w:ilvl w:val="0"/>
+          <w:numId w:val="1003"/>
+        </w:numPr>
+        <w:pStyle w:val="Compact"/>
+      </w:pPr>
+      <w:r>
+        <w:t xml:space="preserve">Copy square by square.</w:t>
+      </w:r>
+      <w:r>
+        <w:br/>
+      </w:r>
+      <w:r>
+        <w:t xml:space="preserve">Real mural painters scale up pictures</w:t>
+      </w:r>
+      <w:r>
+        <w:t xml:space="preserve"> </w:t>
+      </w:r>
+      <w:r>
+        <w:rPr>
+          <w:bCs/>
+          <w:b/>
+        </w:rPr>
+        <w:t xml:space="preserve">exactly</w:t>
+      </w:r>
+      <w:r>
+        <w:t xml:space="preserve"> </w:t>
+      </w:r>
+      <w:r>
+        <w:t xml:space="preserve">this way.</w:t>
+      </w:r>
+    </w:p>
+    <w:bookmarkEnd w:id="33"/>
+    <w:bookmarkEnd w:id="34"/>
+    <w:bookmarkStart w:id="35" w:name="X9cc3fda027b658f876f44d44ddc22905faccd4e"/>
     <w:p>
       <w:pPr>
         <w:pStyle w:val="Heading2"/>
@@ -534,7 +687,7 @@
       <w:pPr>
         <w:numPr>
           <w:ilvl w:val="0"/>
-          <w:numId w:val="1003"/>
+          <w:numId w:val="1004"/>
         </w:numPr>
         <w:pStyle w:val="Compact"/>
       </w:pPr>
@@ -546,7 +699,7 @@
       <w:pPr>
         <w:numPr>
           <w:ilvl w:val="0"/>
-          <w:numId w:val="1003"/>
+          <w:numId w:val="1004"/>
         </w:numPr>
         <w:pStyle w:val="Compact"/>
       </w:pPr>
@@ -574,7 +727,7 @@
       <w:pPr>
         <w:numPr>
           <w:ilvl w:val="0"/>
-          <w:numId w:val="1003"/>
+          <w:numId w:val="1004"/>
         </w:numPr>
         <w:pStyle w:val="Compact"/>
       </w:pPr>
@@ -582,8 +735,8 @@
         <w:t xml:space="preserve">🎨 So the color looks deep and bright — like wet sand looks darker!</w:t>
       </w:r>
     </w:p>
-    <w:bookmarkEnd w:id="32"/>
-    <w:bookmarkStart w:id="33" w:name="X6763fabfd04f5c4a4d62b566a897dedd22150e7"/>
+    <w:bookmarkEnd w:id="35"/>
+    <w:bookmarkStart w:id="36" w:name="X6763fabfd04f5c4a4d62b566a897dedd22150e7"/>
     <w:p>
       <w:pPr>
         <w:pStyle w:val="Heading2"/>
@@ -596,7 +749,7 @@
       <w:pPr>
         <w:numPr>
           <w:ilvl w:val="0"/>
-          <w:numId w:val="1004"/>
+          <w:numId w:val="1005"/>
         </w:numPr>
         <w:pStyle w:val="Compact"/>
       </w:pPr>
@@ -608,7 +761,7 @@
       <w:pPr>
         <w:numPr>
           <w:ilvl w:val="0"/>
-          <w:numId w:val="1004"/>
+          <w:numId w:val="1005"/>
         </w:numPr>
         <w:pStyle w:val="Compact"/>
       </w:pPr>
@@ -636,7 +789,7 @@
       <w:pPr>
         <w:numPr>
           <w:ilvl w:val="0"/>
-          <w:numId w:val="1004"/>
+          <w:numId w:val="1005"/>
         </w:numPr>
         <w:pStyle w:val="Compact"/>
       </w:pPr>
@@ -644,8 +797,8 @@
         <w:t xml:space="preserve">🧱 Some porous surfaces (unsealed brick, wood decks) can hold bright chalk for a while. Test a small spot first.</w:t>
       </w:r>
     </w:p>
-    <w:bookmarkEnd w:id="33"/>
-    <w:bookmarkStart w:id="34" w:name="X1e8c337912f0193a41fd873cd12ea5fd283b9ee"/>
+    <w:bookmarkEnd w:id="36"/>
+    <w:bookmarkStart w:id="37" w:name="X1e8c337912f0193a41fd873cd12ea5fd283b9ee"/>
     <w:p>
       <w:pPr>
         <w:pStyle w:val="Heading2"/>
@@ -659,24 +812,14 @@
         <w:pStyle w:val="FirstParagraph"/>
       </w:pPr>
       <w:r>
-        <w:rPr>
-          <w:bCs/>
-          <w:b/>
-        </w:rPr>
-        <w:t xml:space="preserve">$$</w:t>
-      </w:r>
-      <w:r>
-        <w:t xml:space="preserve"> </w:t>
-      </w:r>
-      <w:r>
-        <w:t xml:space="preserve">— chalky hands + knees</w:t>
-      </w:r>
-    </w:p>
-    <w:p>
-      <w:pPr>
-        <w:numPr>
-          <w:ilvl w:val="0"/>
-          <w:numId w:val="1005"/>
+        <w:t xml:space="preserve">chalky hands + knees</w:t>
+      </w:r>
+    </w:p>
+    <w:p>
+      <w:pPr>
+        <w:numPr>
+          <w:ilvl w:val="0"/>
+          <w:numId w:val="1006"/>
         </w:numPr>
         <w:pStyle w:val="Compact"/>
       </w:pPr>
@@ -688,7 +831,7 @@
       <w:pPr>
         <w:numPr>
           <w:ilvl w:val="0"/>
-          <w:numId w:val="1005"/>
+          <w:numId w:val="1006"/>
         </w:numPr>
         <w:pStyle w:val="Compact"/>
       </w:pPr>
@@ -700,7 +843,7 @@
       <w:pPr>
         <w:numPr>
           <w:ilvl w:val="0"/>
-          <w:numId w:val="1005"/>
+          <w:numId w:val="1006"/>
         </w:numPr>
         <w:pStyle w:val="Compact"/>
       </w:pPr>
@@ -712,7 +855,7 @@
       <w:pPr>
         <w:numPr>
           <w:ilvl w:val="0"/>
-          <w:numId w:val="1005"/>
+          <w:numId w:val="1006"/>
         </w:numPr>
         <w:pStyle w:val="Compact"/>
       </w:pPr>
@@ -720,8 +863,8 @@
         <w:t xml:space="preserve">☐ 🌧️ The sidewalk? Rain or a hose cleans it</w:t>
       </w:r>
     </w:p>
-    <w:bookmarkEnd w:id="34"/>
-    <w:bookmarkStart w:id="36" w:name="X50cf555741e6e45190901c440e88d3230da7c1a"/>
+    <w:bookmarkEnd w:id="37"/>
+    <w:bookmarkStart w:id="39" w:name="X50cf555741e6e45190901c440e88d3230da7c1a"/>
     <w:p>
       <w:pPr>
         <w:pStyle w:val="Heading2"/>
@@ -731,7 +874,7 @@
         <w:t xml:space="preserve">🖨️ Printable</w:t>
       </w:r>
     </w:p>
-    <w:bookmarkStart w:id="35" w:name="Xcd8f3e178b26cfcffd94ce0944908ab17a42058"/>
+    <w:bookmarkStart w:id="38" w:name="Xcd8f3e178b26cfcffd94ce0944908ab17a42058"/>
     <w:p>
       <w:pPr>
         <w:pStyle w:val="Heading3"/>
@@ -793,7 +936,7 @@
       <w:pPr>
         <w:numPr>
           <w:ilvl w:val="0"/>
-          <w:numId w:val="1006"/>
+          <w:numId w:val="1007"/>
         </w:numPr>
         <w:pStyle w:val="Compact"/>
       </w:pPr>
@@ -805,7 +948,7 @@
       <w:pPr>
         <w:numPr>
           <w:ilvl w:val="0"/>
-          <w:numId w:val="1006"/>
+          <w:numId w:val="1007"/>
         </w:numPr>
         <w:pStyle w:val="Compact"/>
       </w:pPr>
@@ -817,7 +960,7 @@
       <w:pPr>
         <w:numPr>
           <w:ilvl w:val="0"/>
-          <w:numId w:val="1006"/>
+          <w:numId w:val="1007"/>
         </w:numPr>
         <w:pStyle w:val="Compact"/>
       </w:pPr>
@@ -829,7 +972,7 @@
       <w:pPr>
         <w:numPr>
           <w:ilvl w:val="0"/>
-          <w:numId w:val="1006"/>
+          <w:numId w:val="1007"/>
         </w:numPr>
         <w:pStyle w:val="Compact"/>
       </w:pPr>
@@ -841,7 +984,7 @@
       <w:pPr>
         <w:numPr>
           <w:ilvl w:val="0"/>
-          <w:numId w:val="1006"/>
+          <w:numId w:val="1007"/>
         </w:numPr>
         <w:pStyle w:val="Compact"/>
       </w:pPr>
@@ -853,7 +996,7 @@
       <w:pPr>
         <w:numPr>
           <w:ilvl w:val="0"/>
-          <w:numId w:val="1006"/>
+          <w:numId w:val="1007"/>
         </w:numPr>
         <w:pStyle w:val="Compact"/>
       </w:pPr>
@@ -865,7 +1008,7 @@
       <w:pPr>
         <w:numPr>
           <w:ilvl w:val="0"/>
-          <w:numId w:val="1006"/>
+          <w:numId w:val="1007"/>
         </w:numPr>
         <w:pStyle w:val="Compact"/>
       </w:pPr>
@@ -1081,9 +1224,9 @@
         </w:tc>
       </w:tr>
     </w:tbl>
-    <w:bookmarkEnd w:id="35"/>
-    <w:bookmarkEnd w:id="36"/>
-    <w:bookmarkEnd w:id="37"/>
+    <w:bookmarkEnd w:id="38"/>
+    <w:bookmarkEnd w:id="39"/>
+    <w:bookmarkEnd w:id="40"/>
     <w:sectPr>
       <w:pgSz w:h="15840" w:w="12240"/>
       <w:pgMar w:bottom="864" w:left="864" w:right="864" w:top="864"/>
@@ -1391,7 +1534,34 @@
     </w:lvlOverride>
   </w:num>
   <w:num w:numId="1003">
-    <w:abstractNumId w:val="991"/>
+    <w:abstractNumId w:val="99411"/>
+    <w:lvlOverride w:ilvl="0">
+      <w:startOverride w:val="1"/>
+    </w:lvlOverride>
+    <w:lvlOverride w:ilvl="1">
+      <w:startOverride w:val="1"/>
+    </w:lvlOverride>
+    <w:lvlOverride w:ilvl="2">
+      <w:startOverride w:val="1"/>
+    </w:lvlOverride>
+    <w:lvlOverride w:ilvl="3">
+      <w:startOverride w:val="1"/>
+    </w:lvlOverride>
+    <w:lvlOverride w:ilvl="4">
+      <w:startOverride w:val="1"/>
+    </w:lvlOverride>
+    <w:lvlOverride w:ilvl="5">
+      <w:startOverride w:val="1"/>
+    </w:lvlOverride>
+    <w:lvlOverride w:ilvl="6">
+      <w:startOverride w:val="1"/>
+    </w:lvlOverride>
+    <w:lvlOverride w:ilvl="7">
+      <w:startOverride w:val="1"/>
+    </w:lvlOverride>
+    <w:lvlOverride w:ilvl="8">
+      <w:startOverride w:val="1"/>
+    </w:lvlOverride>
   </w:num>
   <w:num w:numId="1004">
     <w:abstractNumId w:val="991"/>
@@ -1400,6 +1570,9 @@
     <w:abstractNumId w:val="991"/>
   </w:num>
   <w:num w:numId="1006">
+    <w:abstractNumId w:val="991"/>
+  </w:num>
+  <w:num w:numId="1007">
     <w:abstractNumId w:val="991"/>
   </w:num>
 </w:numbering>
